--- a/downloads/teacher/05 Materials/Unit 07/Handouts/Handout 07.04 - Three-Part Answer and STAR Planner.docx
+++ b/downloads/teacher/05 Materials/Unit 07/Handouts/Handout 07.04 - Three-Part Answer and STAR Planner.docx
@@ -1931,91 +1931,6 @@
       <w:r>
         <w:t xml:space="preserve">Any of these from this year is a STAR story:</w:t>
       </w:r>
-      <w:r>
-        <w:t xml:space="preserve"> </w:t>
-      </w:r>
-      <w:r>
-        <w:t xml:space="preserve">- A lab where a step went wrong and the team had to change the order.</w:t>
-      </w:r>
-      <w:r>
-        <w:t xml:space="preserve"> </w:t>
-      </w:r>
-      <w:r>
-        <w:t xml:space="preserve">- Cook day, when the timing slipped and you fixed it.</w:t>
-      </w:r>
-      <w:r>
-        <w:t xml:space="preserve"> </w:t>
-      </w:r>
-      <w:r>
-        <w:t xml:space="preserve">- The $40.00 meal project, when the plan came in over budget and you had to cut something.</w:t>
-      </w:r>
-      <w:r>
-        <w:t xml:space="preserve"> </w:t>
-      </w:r>
-      <w:r>
-        <w:t xml:space="preserve">- The Investor Challenge, when the market dropped and you decided not to sell.</w:t>
-      </w:r>
-      <w:r>
-        <w:t xml:space="preserve"> </w:t>
-      </w:r>
-      <w:r>
-        <w:t xml:space="preserve">- A sewing project where a seam came out wrong and you took it out and redid it.</w:t>
-      </w:r>
-      <w:r>
-        <w:t xml:space="preserve"> </w:t>
-      </w:r>
-      <w:r>
-        <w:t xml:space="preserve">- A group where somebody was not doing their part and you handled it.</w:t>
-      </w:r>
-      <w:r>
-        <w:t xml:space="preserve"> </w:t>
-      </w:r>
-      <w:r>
-        <w:t xml:space="preserve">- The safety exam, if you did not pass the first time and you studied and passed.</w:t>
-      </w:r>
-      <w:r>
-        <w:t xml:space="preserve"> </w:t>
-      </w:r>
-      <w:r>
-        <w:t xml:space="preserve">- Something at home: a younger sibling, a dinner, a problem nobody else was going to fix.</w:t>
-      </w:r>
-    </w:p>
-    <w:p>
-      <w:pPr>
-        <w:pStyle w:val="Heading2"/>
-      </w:pPr>
-      <w:bookmarkStart w:id="29" w:name="exit-card-3-2-1"/>
-      <w:r>
-        <w:t xml:space="preserve">Exit card: 3-2-1</w:t>
-      </w:r>
-      <w:bookmarkEnd w:id="29"/>
-    </w:p>
-    <w:p>
-      <w:pPr>
-        <w:pStyle w:val="FirstParagraph"/>
-      </w:pPr>
-      <w:r>
-        <w:t xml:space="preserve">Fold this over and hand it in.</w:t>
-      </w:r>
-    </w:p>
-    <w:p>
-      <w:pPr>
-        <w:pStyle w:val="BodyText"/>
-      </w:pPr>
-      <w:r>
-        <w:t xml:space="preserve">Name: ____________________</w:t>
-      </w:r>
-    </w:p>
-    <w:p>
-      <w:pPr>
-        <w:pStyle w:val="BodyText"/>
-      </w:pPr>
-      <w:r>
-        <w:rPr>
-          <w:b/>
-        </w:rPr>
-        <w:t xml:space="preserve">3 qualities you have that make you a strong candidate:</w:t>
-      </w:r>
     </w:p>
     <w:p>
       <w:pPr>
@@ -2026,6 +1941,139 @@
         <w:pStyle w:val="Compact"/>
       </w:pPr>
       <w:r>
+        <w:t xml:space="preserve">A lab where a step went wrong and the team had to change the order.</w:t>
+      </w:r>
+    </w:p>
+    <w:p>
+      <w:pPr>
+        <w:numPr>
+          <w:ilvl w:val="0"/>
+          <w:numId w:val="1003"/>
+        </w:numPr>
+        <w:pStyle w:val="Compact"/>
+      </w:pPr>
+      <w:r>
+        <w:t xml:space="preserve">Cook day, when the timing slipped and you fixed it.</w:t>
+      </w:r>
+    </w:p>
+    <w:p>
+      <w:pPr>
+        <w:numPr>
+          <w:ilvl w:val="0"/>
+          <w:numId w:val="1003"/>
+        </w:numPr>
+        <w:pStyle w:val="Compact"/>
+      </w:pPr>
+      <w:r>
+        <w:t xml:space="preserve">The $40.00 meal project, when the plan came in over budget and you had to cut something.</w:t>
+      </w:r>
+    </w:p>
+    <w:p>
+      <w:pPr>
+        <w:numPr>
+          <w:ilvl w:val="0"/>
+          <w:numId w:val="1003"/>
+        </w:numPr>
+        <w:pStyle w:val="Compact"/>
+      </w:pPr>
+      <w:r>
+        <w:t xml:space="preserve">The Investor Challenge, when the market dropped and you decided not to sell.</w:t>
+      </w:r>
+    </w:p>
+    <w:p>
+      <w:pPr>
+        <w:numPr>
+          <w:ilvl w:val="0"/>
+          <w:numId w:val="1003"/>
+        </w:numPr>
+        <w:pStyle w:val="Compact"/>
+      </w:pPr>
+      <w:r>
+        <w:t xml:space="preserve">A sewing project where a seam came out wrong and you took it out and redid it.</w:t>
+      </w:r>
+    </w:p>
+    <w:p>
+      <w:pPr>
+        <w:numPr>
+          <w:ilvl w:val="0"/>
+          <w:numId w:val="1003"/>
+        </w:numPr>
+        <w:pStyle w:val="Compact"/>
+      </w:pPr>
+      <w:r>
+        <w:t xml:space="preserve">A group where somebody was not doing their part and you handled it.</w:t>
+      </w:r>
+    </w:p>
+    <w:p>
+      <w:pPr>
+        <w:numPr>
+          <w:ilvl w:val="0"/>
+          <w:numId w:val="1003"/>
+        </w:numPr>
+        <w:pStyle w:val="Compact"/>
+      </w:pPr>
+      <w:r>
+        <w:t xml:space="preserve">The safety exam, if you did not pass the first time and you studied and passed.</w:t>
+      </w:r>
+    </w:p>
+    <w:p>
+      <w:pPr>
+        <w:numPr>
+          <w:ilvl w:val="0"/>
+          <w:numId w:val="1003"/>
+        </w:numPr>
+        <w:pStyle w:val="Compact"/>
+      </w:pPr>
+      <w:r>
+        <w:t xml:space="preserve">Something at home: a younger sibling, a dinner, a problem nobody else was going to fix.</w:t>
+      </w:r>
+    </w:p>
+    <w:p>
+      <w:pPr>
+        <w:pStyle w:val="Heading2"/>
+      </w:pPr>
+      <w:bookmarkStart w:id="29" w:name="exit-card-3-2-1"/>
+      <w:r>
+        <w:t xml:space="preserve">Exit card: 3-2-1</w:t>
+      </w:r>
+      <w:bookmarkEnd w:id="29"/>
+    </w:p>
+    <w:p>
+      <w:pPr>
+        <w:pStyle w:val="FirstParagraph"/>
+      </w:pPr>
+      <w:r>
+        <w:t xml:space="preserve">Fold this over and hand it in.</w:t>
+      </w:r>
+    </w:p>
+    <w:p>
+      <w:pPr>
+        <w:pStyle w:val="BodyText"/>
+      </w:pPr>
+      <w:r>
+        <w:t xml:space="preserve">Name: ____________________</w:t>
+      </w:r>
+    </w:p>
+    <w:p>
+      <w:pPr>
+        <w:pStyle w:val="BodyText"/>
+      </w:pPr>
+      <w:r>
+        <w:rPr>
+          <w:b/>
+        </w:rPr>
+        <w:t xml:space="preserve">3 qualities you have that make you a strong candidate:</w:t>
+      </w:r>
+    </w:p>
+    <w:p>
+      <w:pPr>
+        <w:numPr>
+          <w:ilvl w:val="0"/>
+          <w:numId w:val="1004"/>
+        </w:numPr>
+        <w:pStyle w:val="Compact"/>
+      </w:pPr>
+      <w:r>
         <w:t xml:space="preserve">______________________ 2. ______________________ 3. ______________________</w:t>
       </w:r>
     </w:p>
@@ -2232,28 +2280,46 @@
       <w:r>
         <w:t xml:space="preserve">No right answer. Score three yes-or-no questions:</w:t>
       </w:r>
-      <w:r>
-        <w:t xml:space="preserve"> </w:t>
-      </w:r>
-      <w:r>
-        <w:t xml:space="preserve">1. Are all three parts present?</w:t>
-      </w:r>
-      <w:r>
-        <w:t xml:space="preserve"> </w:t>
-      </w:r>
-      <w:r>
-        <w:t xml:space="preserve">2. Does part 2 name a skill with a place it can be proved?</w:t>
-      </w:r>
-      <w:r>
-        <w:t xml:space="preserve"> </w:t>
-      </w:r>
-      <w:r>
-        <w:t xml:space="preserve">3. Does part 3 refer to the specific job and not to jobs in general?</w:t>
-      </w:r>
-    </w:p>
-    <w:p>
-      <w:pPr>
-        <w:pStyle w:val="BodyText"/>
+    </w:p>
+    <w:p>
+      <w:pPr>
+        <w:numPr>
+          <w:ilvl w:val="0"/>
+          <w:numId w:val="1006"/>
+        </w:numPr>
+        <w:pStyle w:val="Compact"/>
+      </w:pPr>
+      <w:r>
+        <w:t xml:space="preserve">Are all three parts present?</w:t>
+      </w:r>
+    </w:p>
+    <w:p>
+      <w:pPr>
+        <w:numPr>
+          <w:ilvl w:val="0"/>
+          <w:numId w:val="1006"/>
+        </w:numPr>
+        <w:pStyle w:val="Compact"/>
+      </w:pPr>
+      <w:r>
+        <w:t xml:space="preserve">Does part 2 name a skill with a place it can be proved?</w:t>
+      </w:r>
+    </w:p>
+    <w:p>
+      <w:pPr>
+        <w:numPr>
+          <w:ilvl w:val="0"/>
+          <w:numId w:val="1006"/>
+        </w:numPr>
+        <w:pStyle w:val="Compact"/>
+      </w:pPr>
+      <w:r>
+        <w:t xml:space="preserve">Does part 3 refer to the specific job and not to jobs in general?</w:t>
+      </w:r>
+    </w:p>
+    <w:p>
+      <w:pPr>
+        <w:pStyle w:val="FirstParagraph"/>
       </w:pPr>
       <w:r>
         <w:t xml:space="preserve">Two of three is at level for grade 6 to 7. The most common failure is part 2 becoming a list of adjectives. The fix in the moment is one question:</w:t>
@@ -3147,6 +3213,9 @@
     <w:abstractNumId w:val="991"/>
   </w:num>
   <w:num w:numId="1003">
+    <w:abstractNumId w:val="991"/>
+  </w:num>
+  <w:num w:numId="1004">
     <w:abstractNumId w:val="99411"/>
     <w:lvlOverride w:ilvl="0">
       <w:startOverride w:val="1"/>
@@ -3176,7 +3245,37 @@
       <w:startOverride w:val="1"/>
     </w:lvlOverride>
   </w:num>
-  <w:num w:numId="1004">
+  <w:num w:numId="1005">
+    <w:abstractNumId w:val="99411"/>
+    <w:lvlOverride w:ilvl="0">
+      <w:startOverride w:val="1"/>
+    </w:lvlOverride>
+    <w:lvlOverride w:ilvl="1">
+      <w:startOverride w:val="1"/>
+    </w:lvlOverride>
+    <w:lvlOverride w:ilvl="2">
+      <w:startOverride w:val="1"/>
+    </w:lvlOverride>
+    <w:lvlOverride w:ilvl="3">
+      <w:startOverride w:val="1"/>
+    </w:lvlOverride>
+    <w:lvlOverride w:ilvl="4">
+      <w:startOverride w:val="1"/>
+    </w:lvlOverride>
+    <w:lvlOverride w:ilvl="5">
+      <w:startOverride w:val="1"/>
+    </w:lvlOverride>
+    <w:lvlOverride w:ilvl="6">
+      <w:startOverride w:val="1"/>
+    </w:lvlOverride>
+    <w:lvlOverride w:ilvl="7">
+      <w:startOverride w:val="1"/>
+    </w:lvlOverride>
+    <w:lvlOverride w:ilvl="8">
+      <w:startOverride w:val="1"/>
+    </w:lvlOverride>
+  </w:num>
+  <w:num w:numId="1006">
     <w:abstractNumId w:val="99411"/>
     <w:lvlOverride w:ilvl="0">
       <w:startOverride w:val="1"/>

--- a/downloads/teacher/05 Materials/Unit 07/Handouts/Handout 07.04 - Three-Part Answer and STAR Planner.docx
+++ b/downloads/teacher/05 Materials/Unit 07/Handouts/Handout 07.04 - Three-Part Answer and STAR Planner.docx
@@ -372,15 +372,6 @@
           <w:b/>
         </w:rPr>
         <w:t xml:space="preserve">Sentence starters in four languages</w:t>
-      </w:r>
-      <w:r>
-        <w:t xml:space="preserve"> </w:t>
-      </w:r>
-      <w:r>
-        <w:rPr>
-          <w:rStyle w:val="TeacherNote"/>
-        </w:rPr>
-        <w:t xml:space="preserve">[check with a native speaker]</w:t>
       </w:r>
     </w:p>
     <w:tbl>
@@ -1360,15 +1351,6 @@
         </w:rPr>
         <w:t xml:space="preserve">Sentence starters in four languages</w:t>
       </w:r>
-      <w:r>
-        <w:t xml:space="preserve"> </w:t>
-      </w:r>
-      <w:r>
-        <w:rPr>
-          <w:rStyle w:val="TeacherNote"/>
-        </w:rPr>
-        <w:t xml:space="preserve">[check with a native speaker]</w:t>
-      </w:r>
     </w:p>
     <w:tbl>
       <w:tblPr>
@@ -2803,7 +2785,7 @@
         <w:t xml:space="preserve"> </w:t>
       </w:r>
       <w:r>
-        <w:t xml:space="preserve">The lesson ends with Sal’s own closing about having sat on both sides of the interview table. That is spoken, not written on the handout, and it is the reason students come back willing to be interviewed the next day.</w:t>
+        <w:t xml:space="preserve">The lesson ends with my own closing about having sat on both sides of the interview table. That is spoken, not written on the handout, and it is the reason students come back willing to be interviewed the next day.</w:t>
       </w:r>
     </w:p>
     <w:sectPr>
